--- a/QED Course/Lesson 21 Dirac Spinors.docx
+++ b/QED Course/Lesson 21 Dirac Spinors.docx
@@ -58,7 +58,7 @@
     </w:p>
     <w:p>
       <w:pPr>
-        <w:pStyle w:val="Heading1"/>
+        <w:pStyle w:val="Heading2"/>
       </w:pPr>
       <w:r>
         <w:t>How to use this lesson</w:t>
@@ -76,7 +76,7 @@
     </w:p>
     <w:p>
       <w:pPr>
-        <w:pStyle w:val="Heading2"/>
+        <w:pStyle w:val="Heading3"/>
       </w:pPr>
       <w:r>
         <w:t>Learning objectives</w:t>
@@ -148,7 +148,7 @@
     </w:p>
     <w:p>
       <w:pPr>
-        <w:pStyle w:val="Heading2"/>
+        <w:pStyle w:val="Heading3"/>
       </w:pPr>
       <w:r>
         <w:t>Notation and conventions</w:t>
@@ -474,7 +474,7 @@
     </w:tbl>
     <w:p>
       <w:pPr>
-        <w:pStyle w:val="Heading1"/>
+        <w:pStyle w:val="Heading2"/>
       </w:pPr>
       <w:r>
         <w:t>1 The Dirac adjoint</w:t>
@@ -482,7 +482,7 @@
     </w:p>
     <w:p>
       <w:pPr>
-        <w:pStyle w:val="Heading2"/>
+        <w:pStyle w:val="Heading3"/>
       </w:pPr>
       <w:r>
         <w:t>1.1 Why ψ†ψ is not covariant</w:t>
@@ -495,7 +495,7 @@
     </w:p>
     <w:p>
       <w:pPr>
-        <w:pStyle w:val="Heading2"/>
+        <w:pStyle w:val="Heading3"/>
       </w:pPr>
       <w:r>
         <w:t>1.2 Definition and covariance</w:t>
@@ -546,10 +546,11 @@
       </w:r>
     </w:p>
     <w:p>
-      <w:pPr>
-        <w:pStyle w:val="Heading3"/>
-      </w:pPr>
       <w:r>
+        <w:rPr>
+          <w:b/>
+          <w:i/>
+        </w:rPr>
         <w:t>Worked example 1</w:t>
       </w:r>
     </w:p>
@@ -560,7 +561,7 @@
     </w:p>
     <w:p>
       <w:pPr>
-        <w:pStyle w:val="Heading1"/>
+        <w:pStyle w:val="Heading2"/>
       </w:pPr>
       <w:r>
         <w:t>2 Bilinear covariants</w:t>
@@ -568,7 +569,7 @@
     </w:p>
     <w:p>
       <w:pPr>
-        <w:pStyle w:val="Heading2"/>
+        <w:pStyle w:val="Heading3"/>
       </w:pPr>
       <w:r>
         <w:t>2.1 The sixteen matrices</w:t>
@@ -940,7 +941,7 @@
     </w:p>
     <w:p>
       <w:pPr>
-        <w:pStyle w:val="Heading2"/>
+        <w:pStyle w:val="Heading3"/>
       </w:pPr>
       <w:r>
         <w:t>2.2 Bilinear covariants</w:t>
@@ -952,10 +953,11 @@
       </w:r>
     </w:p>
     <w:p>
-      <w:pPr>
-        <w:pStyle w:val="Heading3"/>
-      </w:pPr>
       <w:r>
+        <w:rPr>
+          <w:b/>
+          <w:i/>
+        </w:rPr>
         <w:t>Worked example 2</w:t>
       </w:r>
     </w:p>
@@ -966,7 +968,7 @@
     </w:p>
     <w:p>
       <w:pPr>
-        <w:pStyle w:val="Heading1"/>
+        <w:pStyle w:val="Heading2"/>
       </w:pPr>
       <w:r>
         <w:t>3 The covariant spin operator</w:t>
@@ -974,7 +976,7 @@
     </w:p>
     <w:p>
       <w:pPr>
-        <w:pStyle w:val="Heading2"/>
+        <w:pStyle w:val="Heading3"/>
       </w:pPr>
       <w:r>
         <w:t>3.1 Constructing the spin tensor</w:t>
@@ -1067,7 +1069,7 @@
     </w:p>
     <w:p>
       <w:pPr>
-        <w:pStyle w:val="Heading2"/>
+        <w:pStyle w:val="Heading3"/>
       </w:pPr>
       <w:r>
         <w:t>3.2 The spin operator in the Dirac representation</w:t>
@@ -1194,7 +1196,7 @@
     </w:p>
     <w:p>
       <w:pPr>
-        <w:pStyle w:val="Heading2"/>
+        <w:pStyle w:val="Heading3"/>
       </w:pPr>
       <w:r>
         <w:t>3.3 The rest-frame spin</w:t>
@@ -1206,10 +1208,11 @@
       </w:r>
     </w:p>
     <w:p>
-      <w:pPr>
-        <w:pStyle w:val="Heading3"/>
-      </w:pPr>
       <w:r>
+        <w:rPr>
+          <w:b/>
+          <w:i/>
+        </w:rPr>
         <w:t>Worked example 3</w:t>
       </w:r>
     </w:p>
@@ -1220,7 +1223,7 @@
     </w:p>
     <w:p>
       <w:pPr>
-        <w:pStyle w:val="Heading1"/>
+        <w:pStyle w:val="Heading2"/>
       </w:pPr>
       <w:r>
         <w:t>4 Helicity</w:t>
@@ -1228,7 +1231,7 @@
     </w:p>
     <w:p>
       <w:pPr>
-        <w:pStyle w:val="Heading2"/>
+        <w:pStyle w:val="Heading3"/>
       </w:pPr>
       <w:r>
         <w:t>4.1 Definition</w:t>
@@ -1277,17 +1280,19 @@
               </m:r>
             </m:num>
             <m:den>
-              <m:r>
-                <m:t xml:space="preserve">|</m:t>
-              </m:r>
-              <m:r>
-                <m:t xml:space="preserve">p</m:t>
-              </m:r>
+              <m:d>
+                <m:dPr>
+                  <m:begChr m:val="|"/>
+                  <m:endChr m:val="|"/>
+                </m:dPr>
+                <m:e>
+                  <m:r>
+                    <m:t xml:space="preserve">p</m:t>
+                  </m:r>
+                </m:e>
+              </m:d>
             </m:den>
           </m:f>
-          <m:r>
-            <m:t xml:space="preserve">|</m:t>
-          </m:r>
         </m:oMath>
       </m:oMathPara>
     </w:p>
@@ -1298,7 +1303,7 @@
     </w:p>
     <w:p>
       <w:pPr>
-        <w:pStyle w:val="Heading2"/>
+        <w:pStyle w:val="Heading3"/>
       </w:pPr>
       <w:r>
         <w:t>4.2 Helicity eigenstates</w:t>
@@ -1310,10 +1315,11 @@
       </w:r>
     </w:p>
     <w:p>
-      <w:pPr>
-        <w:pStyle w:val="Heading3"/>
-      </w:pPr>
       <w:r>
+        <w:rPr>
+          <w:b/>
+          <w:i/>
+        </w:rPr>
         <w:t>Worked example 4</w:t>
       </w:r>
     </w:p>
@@ -1324,7 +1330,7 @@
     </w:p>
     <w:p>
       <w:pPr>
-        <w:pStyle w:val="Heading1"/>
+        <w:pStyle w:val="Heading2"/>
       </w:pPr>
       <w:r>
         <w:t>5 Orthogonality relations</w:t>
@@ -1332,7 +1338,7 @@
     </w:p>
     <w:p>
       <w:pPr>
-        <w:pStyle w:val="Heading2"/>
+        <w:pStyle w:val="Heading3"/>
       </w:pPr>
       <w:r>
         <w:t>5.1 Statement</w:t>
@@ -1545,10 +1551,11 @@
       </w:r>
     </w:p>
     <w:p>
-      <w:pPr>
-        <w:pStyle w:val="Heading3"/>
-      </w:pPr>
       <w:r>
+        <w:rPr>
+          <w:b/>
+          <w:i/>
+        </w:rPr>
         <w:t>Worked example 5</w:t>
       </w:r>
     </w:p>
@@ -1559,7 +1566,7 @@
     </w:p>
     <w:p>
       <w:pPr>
-        <w:pStyle w:val="Heading1"/>
+        <w:pStyle w:val="Heading2"/>
       </w:pPr>
       <w:r>
         <w:t>6 Completeness relations</w:t>
@@ -1567,7 +1574,7 @@
     </w:p>
     <w:p>
       <w:pPr>
-        <w:pStyle w:val="Heading2"/>
+        <w:pStyle w:val="Heading3"/>
       </w:pPr>
       <w:r>
         <w:t>6.1 Statement</w:t>
@@ -1733,30 +1740,22 @@
       </w:r>
     </w:p>
     <w:p>
-      <w:pPr>
-        <w:pStyle w:val="Heading3"/>
-      </w:pPr>
       <w:r>
+        <w:rPr>
+          <w:b/>
+          <w:i/>
+        </w:rPr>
         <w:t>Worked example 6</w:t>
       </w:r>
     </w:p>
     <w:p>
       <w:r>
-        <w:t>Show how Lesson 20's example trace, Tr[(p̸₁+m)γ^μ(p̸₂+m)γ^ν], arises directly from a completeness-relation substitution. In a calculation such as electron-muon scattering (Lesson 53), a piece of the squared amplitude summed over the electron's initial and final spins takes the schematic form Σ_(s,s′) [ū_s′(p₂)γ^μu_s(p₁)][ū_s′(p₂)γ^νu_s(p₁)]</w:t>
-      </w:r>
-      <w:r>
-        <w:rPr>
-          <w:i/>
-        </w:rPr>
-        <w:t>. Using ([ū_s′γ^μu_s])</w:t>
-      </w:r>
-      <w:r>
-        <w:t xml:space="preserve"> = ū_sγ^μu_s′ (a property of the Dirac adjoint, Exercise 14) and the completeness relation of Section 6.1 twice, once for the sum over s at fixed p₁ and once for the sum over s′ at fixed p₂, collapses the double sum into exactly Tr[(p̸₁+m)γ^μ(p̸₂+m)γ^ν], the trace computed explicitly in Lesson 20, Section 5.</w:t>
+        <w:t>Show how Lesson 20's example trace, Tr[(p̸₁+m)γ^μ(p̸₂+m)γ^ν], arises directly from a completeness-relation substitution. In a calculation such as electron-muon scattering (Lesson 53), a piece of the squared amplitude summed over the electron's initial and final spins takes the schematic form Σ_(s,s′) [ū_s′(p₂)γ^μu_s(p₁)][ū_s′(p₂)γ^νu_s(p₁)]*. Using ([ū_s′γ^μu_s])* = ū_sγ^μu_s′ (a property of the Dirac adjoint, Exercise 14) and the completeness relation of Section 6.1 twice, once for the sum over s at fixed p₁ and once for the sum over s′ at fixed p₂, collapses the double sum into exactly Tr[(p̸₁+m)γ^μ(p̸₂+m)γ^ν], the trace computed explicitly in Lesson 20, Section 5.</w:t>
       </w:r>
     </w:p>
     <w:p>
       <w:pPr>
-        <w:pStyle w:val="Heading2"/>
+        <w:pStyle w:val="Heading3"/>
       </w:pPr>
       <w:r>
         <w:t>6.2 The projector reformulation</w:t>
@@ -1918,10 +1917,11 @@
       </w:r>
     </w:p>
     <w:p>
-      <w:pPr>
-        <w:pStyle w:val="Heading3"/>
-      </w:pPr>
       <w:r>
+        <w:rPr>
+          <w:b/>
+          <w:i/>
+        </w:rPr>
         <w:t>Worked example 7</w:t>
       </w:r>
     </w:p>
@@ -1932,7 +1932,7 @@
     </w:p>
     <w:p>
       <w:pPr>
-        <w:pStyle w:val="Heading1"/>
+        <w:pStyle w:val="Heading2"/>
       </w:pPr>
       <w:r>
         <w:t>7 Connections to QED</w:t>
@@ -2263,7 +2263,7 @@
     </w:p>
     <w:p>
       <w:pPr>
-        <w:pStyle w:val="Heading1"/>
+        <w:pStyle w:val="Heading2"/>
       </w:pPr>
       <w:r>
         <w:t>8 Summary</w:t>
@@ -2367,7 +2367,7 @@
     </w:p>
     <w:p>
       <w:pPr>
-        <w:pStyle w:val="Heading1"/>
+        <w:pStyle w:val="Heading2"/>
       </w:pPr>
       <w:r>
         <w:t>Exercises</w:t>
@@ -3027,7 +3027,7 @@
     </w:tbl>
     <w:p>
       <w:pPr>
-        <w:pStyle w:val="Heading1"/>
+        <w:pStyle w:val="Heading2"/>
       </w:pPr>
       <w:r>
         <w:t>Solutions</w:t>
@@ -3044,7 +3044,7 @@
         <w:t xml:space="preserve"> </w:t>
       </w:r>
       <w:r>
-        <w:t>v̄v = v†γ⁰v = N²[χ†(σ·p)²/(E_p+m)²χ − χ†χ] (the σ·p block is now in the upper slot, so γ⁰'s sign pattern flips which term gets the minus sign compared with u). Using (σ·p)²=\|p\|²I and χ†χ=1, this is N²[\|p\|²/(E_p+m)² − 1] = −N²[1−\|p\|²/(E_p+m)²], the negative of the u-spinor calculation in Worked example 5, giving v̄v = −2m.</w:t>
+        <w:t>v̄v = v†γ⁰v = N²[χ†(σ·p)²/(E_p+m)²χ − χ†χ] (the σ·p block is now in the upper slot, so γ⁰'s sign pattern flips which term gets the minus sign compared with u). Using (σ·p)²=|p|²I and χ†χ=1, this is N²[|p|²/(E_p+m)² − 1] = −N²[1−|p|²/(E_p+m)²], the negative of the u-spinor calculation in Worked example 5, giving v̄v = −2m.</w:t>
       </w:r>
     </w:p>
     <w:p>
@@ -3226,16 +3226,7 @@
         <w:t xml:space="preserve"> </w:t>
       </w:r>
       <w:r>
-        <w:t>(ū_s′(p₂)γ^μu_s(p₁))</w:t>
-      </w:r>
-      <w:r>
-        <w:rPr>
-          <w:i/>
-        </w:rPr>
-        <w:t xml:space="preserve"> = (u_s′†γ⁰γ^μu_s)</w:t>
-      </w:r>
-      <w:r>
-        <w:t xml:space="preserve"> = u_s^T(γ⁰γ^μ)^Tu_s′* = u_s†(γ⁰γ^μ)†u_s′ (taking the conjugate transpose of a scalar equals itself, rearranging appropriately) = u_s†γ^μ†γ⁰†u_s′ = u_s†γ^μ†γ⁰u_s′ (using (γ⁰)†=γ⁰). Using γ⁰γ^μ†γ⁰=γ^μ (a standard gamma-matrix identity following from the Hermiticity pattern of Lesson 20, Exercise 7: γ⁰ is Hermitian and γⁱ is anti-Hermitian, so γ⁰(γ⁰)†γ⁰=γ⁰ and γ⁰(γⁱ)†γ⁰=γ⁰(−γⁱ)γ⁰=−γ⁰γⁱγ⁰=γⁱγ⁰γ⁰=γⁱ using {γ⁰,γⁱ}=0), this becomes u_s†γ⁰(γ⁰γ^μ†γ⁰)u_s′ = u_s†γ⁰γ^μu_s′ = ū_s(p₁)γ^μu_s′(p₂), confirming the stated identity with Γ̄=γ^μ.</w:t>
+        <w:t>(ū_s′(p₂)γ^μu_s(p₁))* = (u_s′†γ⁰γ^μu_s)* = u_s^T(γ⁰γ^μ)^Tu_s′* = u_s†(γ⁰γ^μ)†u_s′ (taking the conjugate transpose of a scalar equals itself, rearranging appropriately) = u_s†γ^μ†γ⁰†u_s′ = u_s†γ^μ†γ⁰u_s′ (using (γ⁰)†=γ⁰). Using γ⁰γ^μ†γ⁰=γ^μ (a standard gamma-matrix identity following from the Hermiticity pattern of Lesson 20, Exercise 7: γ⁰ is Hermitian and γⁱ is anti-Hermitian, so γ⁰(γ⁰)†γ⁰=γ⁰ and γ⁰(γⁱ)†γ⁰=γ⁰(−γⁱ)γ⁰=−γ⁰γⁱγ⁰=γⁱγ⁰γ⁰=γⁱ using {γ⁰,γⁱ}=0), this becomes u_s†γ⁰(γ⁰γ^μ†γ⁰)u_s′ = u_s†γ⁰γ^μu_s′ = ū_s(p₁)γ^μu_s′(p₂), confirming the stated identity with Γ̄=γ^μ.</w:t>
       </w:r>
     </w:p>
     <w:p>
@@ -3268,7 +3259,7 @@
     </w:p>
     <w:p>
       <w:pPr>
-        <w:pStyle w:val="Heading1"/>
+        <w:pStyle w:val="Heading2"/>
       </w:pPr>
       <w:r>
         <w:t>Mastery checklist</w:t>
@@ -3340,7 +3331,7 @@
     </w:p>
     <w:p>
       <w:pPr>
-        <w:pStyle w:val="Heading1"/>
+        <w:pStyle w:val="Heading2"/>
       </w:pPr>
       <w:r>
         <w:t>Next lesson</w:t>
